--- a/Documentation/Техническое задание.docx
+++ b/Documentation/Техническое задание.docx
@@ -4,581 +4,501 @@
   <w:body>
     <w:p>
       <w:pPr>
-        <w:pStyle w:val="11"/>
-        <w:spacing w:after="0"/>
-        <w:ind w:left="-1259" w:firstLine="1259"/>
+        <w:pStyle w:val="docdata"/>
+        <w:spacing w:before="0" w:beforeAutospacing="0" w:after="0" w:afterAutospacing="0"/>
         <w:jc w:val="center"/>
-        <w:rPr>
-          <w:rFonts w:ascii="Times New Roman" w:eastAsia="Times New Roman" w:hAnsi="Times New Roman" w:cs="Times New Roman"/>
-          <w:sz w:val="28"/>
-          <w:szCs w:val="28"/>
-        </w:rPr>
-      </w:pPr>
-      <w:bookmarkStart w:id="0" w:name="_gjdgxs" w:colFirst="0" w:colLast="0"/>
+      </w:pPr>
+      <w:bookmarkStart w:id="0" w:name="_Hlk199710994"/>
+      <w:r>
+        <w:rPr>
+          <w:color w:val="000000"/>
+        </w:rPr>
+        <w:t xml:space="preserve">Минобрнауки </w:t>
+      </w:r>
+      <w:proofErr w:type="spellStart"/>
+      <w:r>
+        <w:rPr>
+          <w:color w:val="000000"/>
+        </w:rPr>
+        <w:t>россии</w:t>
+      </w:r>
       <w:bookmarkEnd w:id="0"/>
-      <w:r>
-        <w:rPr>
-          <w:rFonts w:ascii="Times New Roman" w:eastAsia="Times New Roman" w:hAnsi="Times New Roman" w:cs="Times New Roman"/>
-          <w:sz w:val="28"/>
-          <w:szCs w:val="28"/>
-        </w:rPr>
-        <w:t>МИНОБРНАУКИ РОССИИ</w:t>
-      </w:r>
-    </w:p>
-    <w:p>
-      <w:pPr>
-        <w:pStyle w:val="11"/>
-        <w:spacing w:after="0"/>
-        <w:ind w:left="-284" w:firstLine="0"/>
+      <w:proofErr w:type="spellEnd"/>
+    </w:p>
+    <w:p>
+      <w:pPr>
+        <w:pStyle w:val="a4"/>
+        <w:spacing w:before="0" w:beforeAutospacing="0" w:after="0" w:afterAutospacing="0"/>
         <w:jc w:val="center"/>
-        <w:rPr>
-          <w:rFonts w:ascii="Times New Roman" w:eastAsia="Times New Roman" w:hAnsi="Times New Roman" w:cs="Times New Roman"/>
-          <w:sz w:val="28"/>
-          <w:szCs w:val="28"/>
-        </w:rPr>
-      </w:pPr>
-      <w:r>
-        <w:rPr>
-          <w:rFonts w:ascii="Times New Roman" w:eastAsia="Times New Roman" w:hAnsi="Times New Roman" w:cs="Times New Roman"/>
-          <w:sz w:val="28"/>
-          <w:szCs w:val="28"/>
-        </w:rPr>
-        <w:t>ФЕДЕРАЛЬНОЕ ГОСУДАРСТВЕННОЕ БЮДЖЕТНОЕ ОБРАЗОВАТЕЛЬНОЕ</w:t>
-      </w:r>
-    </w:p>
-    <w:p>
-      <w:pPr>
-        <w:pStyle w:val="11"/>
-        <w:spacing w:after="0"/>
-        <w:ind w:firstLine="0"/>
+      </w:pPr>
+      <w:r>
+        <w:rPr>
+          <w:color w:val="000000"/>
+          <w:sz w:val="20"/>
+          <w:szCs w:val="20"/>
+        </w:rPr>
+        <w:t>ФЕДЕРАЛЬНОЕ ГОСУДАРСТВЕННОЕ БЮДЖЕТНОЕ ОБРАЗОВАТЕЛЬНОЕ УЧРЕЖДЕНИЕ</w:t>
+      </w:r>
+    </w:p>
+    <w:p>
+      <w:pPr>
+        <w:pStyle w:val="a4"/>
+        <w:spacing w:before="0" w:beforeAutospacing="0" w:after="0" w:afterAutospacing="0"/>
         <w:jc w:val="center"/>
-        <w:rPr>
-          <w:rFonts w:ascii="Times New Roman" w:eastAsia="Times New Roman" w:hAnsi="Times New Roman" w:cs="Times New Roman"/>
-          <w:sz w:val="28"/>
-          <w:szCs w:val="28"/>
-        </w:rPr>
-      </w:pPr>
-      <w:r>
-        <w:rPr>
-          <w:rFonts w:ascii="Times New Roman" w:eastAsia="Times New Roman" w:hAnsi="Times New Roman" w:cs="Times New Roman"/>
-          <w:sz w:val="28"/>
-          <w:szCs w:val="28"/>
-        </w:rPr>
-        <w:t>УЧРЕЖДЕНИЕ ВЫСШЕГО ОБРАЗОВАНИЯ</w:t>
-      </w:r>
-    </w:p>
-    <w:p>
-      <w:pPr>
-        <w:pStyle w:val="11"/>
-        <w:spacing w:after="0"/>
-        <w:ind w:firstLine="0"/>
+      </w:pPr>
+      <w:r>
+        <w:rPr>
+          <w:color w:val="000000"/>
+          <w:sz w:val="20"/>
+          <w:szCs w:val="20"/>
+        </w:rPr>
+        <w:t>ВЫСШЕГО ОБРАЗОВАНИЯ</w:t>
+      </w:r>
+    </w:p>
+    <w:p>
+      <w:pPr>
+        <w:pStyle w:val="a4"/>
+        <w:spacing w:before="0" w:beforeAutospacing="0" w:after="0" w:afterAutospacing="0"/>
         <w:jc w:val="center"/>
-        <w:rPr>
-          <w:rFonts w:ascii="Times New Roman" w:eastAsia="Times New Roman" w:hAnsi="Times New Roman" w:cs="Times New Roman"/>
-          <w:sz w:val="28"/>
-          <w:szCs w:val="28"/>
-        </w:rPr>
-      </w:pPr>
-      <w:r>
-        <w:rPr>
-          <w:rFonts w:ascii="Times New Roman" w:eastAsia="Times New Roman" w:hAnsi="Times New Roman" w:cs="Times New Roman"/>
-          <w:sz w:val="28"/>
-          <w:szCs w:val="28"/>
-        </w:rPr>
-        <w:t>«ВОРОНЕЖСКИЙ ГОСУДАРСТВЕННЫЙ УНИВЕРСИТЕТ»</w:t>
-      </w:r>
-    </w:p>
-    <w:p>
-      <w:pPr>
-        <w:pStyle w:val="11"/>
-        <w:spacing w:after="0"/>
-        <w:ind w:firstLine="0"/>
+      </w:pPr>
+      <w:r>
+        <w:rPr>
+          <w:color w:val="000000"/>
+        </w:rPr>
+        <w:t>“ВОРОНЕЖСКИЙ ГОСУДАРСТВЕННЫЙ УНИВЕРСИТЕТ”</w:t>
+      </w:r>
+    </w:p>
+    <w:p>
+      <w:pPr>
+        <w:pStyle w:val="a4"/>
+        <w:spacing w:before="0" w:beforeAutospacing="0" w:after="0" w:afterAutospacing="0"/>
         <w:jc w:val="center"/>
-        <w:rPr>
-          <w:rFonts w:ascii="Times New Roman" w:eastAsia="Times New Roman" w:hAnsi="Times New Roman" w:cs="Times New Roman"/>
-          <w:sz w:val="28"/>
-          <w:szCs w:val="28"/>
-        </w:rPr>
-      </w:pPr>
-      <w:r>
-        <w:rPr>
-          <w:rFonts w:ascii="Times New Roman" w:eastAsia="Times New Roman" w:hAnsi="Times New Roman" w:cs="Times New Roman"/>
-          <w:sz w:val="28"/>
-          <w:szCs w:val="28"/>
+      </w:pPr>
+      <w:r>
+        <w:rPr>
+          <w:color w:val="000000"/>
         </w:rPr>
         <w:t>(ФГБОУ ВО «ВГУ»)</w:t>
       </w:r>
     </w:p>
     <w:p>
       <w:pPr>
-        <w:pStyle w:val="11"/>
-        <w:spacing w:after="0" w:line="360" w:lineRule="auto"/>
-        <w:ind w:firstLine="0"/>
+        <w:pStyle w:val="a4"/>
+        <w:spacing w:before="240" w:beforeAutospacing="0" w:after="240" w:afterAutospacing="0"/>
         <w:jc w:val="center"/>
-        <w:rPr>
-          <w:rFonts w:ascii="Times New Roman" w:eastAsia="Times New Roman" w:hAnsi="Times New Roman" w:cs="Times New Roman"/>
-          <w:b/>
-          <w:sz w:val="28"/>
-          <w:szCs w:val="28"/>
-        </w:rPr>
-      </w:pPr>
-    </w:p>
-    <w:p>
-      <w:pPr>
-        <w:pStyle w:val="11"/>
-        <w:spacing w:after="0"/>
-        <w:ind w:firstLine="0"/>
+      </w:pPr>
+      <w:r>
+        <w:rPr>
+          <w:color w:val="000000"/>
+        </w:rPr>
+        <w:t>Факультет компьютерных</w:t>
+      </w:r>
+      <w:r>
+        <w:rPr>
+          <w:i/>
+          <w:iCs/>
+          <w:color w:val="000000"/>
+        </w:rPr>
+        <w:t xml:space="preserve"> наук</w:t>
+      </w:r>
+    </w:p>
+    <w:p>
+      <w:pPr>
+        <w:pStyle w:val="a4"/>
+        <w:spacing w:before="240" w:beforeAutospacing="0" w:after="840" w:afterAutospacing="0"/>
         <w:jc w:val="center"/>
-        <w:rPr>
-          <w:rFonts w:ascii="Times New Roman" w:eastAsia="Times New Roman" w:hAnsi="Times New Roman" w:cs="Times New Roman"/>
-          <w:b/>
-          <w:sz w:val="28"/>
-          <w:szCs w:val="28"/>
-        </w:rPr>
-      </w:pPr>
-    </w:p>
-    <w:p>
-      <w:pPr>
-        <w:pStyle w:val="11"/>
-        <w:spacing w:after="0" w:line="360" w:lineRule="auto"/>
-        <w:ind w:firstLine="0"/>
+      </w:pPr>
+      <w:r>
+        <w:rPr>
+          <w:color w:val="000000"/>
+        </w:rPr>
+        <w:t>Кафедра программирования и информационных технологий</w:t>
+      </w:r>
+    </w:p>
+    <w:p>
+      <w:pPr>
         <w:jc w:val="center"/>
         <w:rPr>
-          <w:rFonts w:ascii="Times New Roman" w:eastAsia="Times New Roman" w:hAnsi="Times New Roman" w:cs="Times New Roman"/>
-          <w:sz w:val="28"/>
-          <w:szCs w:val="28"/>
-        </w:rPr>
-      </w:pPr>
-      <w:r>
-        <w:rPr>
-          <w:rFonts w:ascii="Times New Roman" w:eastAsia="Times New Roman" w:hAnsi="Times New Roman" w:cs="Times New Roman"/>
-          <w:sz w:val="28"/>
-          <w:szCs w:val="28"/>
-        </w:rPr>
-        <w:t>Факультет Компьютерных наук</w:t>
-      </w:r>
-    </w:p>
-    <w:p>
-      <w:pPr>
-        <w:pStyle w:val="11"/>
-        <w:spacing w:after="0" w:line="360" w:lineRule="auto"/>
-        <w:ind w:firstLine="0"/>
+          <w:rFonts w:ascii="Times New Roman" w:hAnsi="Times New Roman" w:cs="Times New Roman"/>
+          <w:i/>
+          <w:iCs/>
+          <w:sz w:val="28"/>
+          <w:szCs w:val="28"/>
+        </w:rPr>
+      </w:pPr>
+      <w:r>
+        <w:rPr>
+          <w:rFonts w:ascii="Times New Roman" w:hAnsi="Times New Roman" w:cs="Times New Roman"/>
+          <w:i/>
+          <w:iCs/>
+          <w:sz w:val="28"/>
+          <w:szCs w:val="28"/>
+        </w:rPr>
+        <w:t>«</w:t>
+      </w:r>
+      <w:proofErr w:type="spellStart"/>
+      <w:r>
+        <w:rPr>
+          <w:rFonts w:ascii="Times New Roman" w:hAnsi="Times New Roman" w:cs="Times New Roman"/>
+          <w:i/>
+          <w:iCs/>
+          <w:sz w:val="28"/>
+          <w:szCs w:val="28"/>
+        </w:rPr>
+        <w:t>HealthMate</w:t>
+      </w:r>
+      <w:proofErr w:type="spellEnd"/>
+      <w:r>
+        <w:rPr>
+          <w:rFonts w:ascii="Times New Roman" w:hAnsi="Times New Roman" w:cs="Times New Roman"/>
+          <w:i/>
+          <w:iCs/>
+          <w:sz w:val="28"/>
+          <w:szCs w:val="28"/>
+        </w:rPr>
+        <w:t>» — персональный помощник для контроля здоровья, управления лекарствами и AI-консультаций на основе российских инструкций»</w:t>
+      </w:r>
+    </w:p>
+    <w:p>
+      <w:pPr>
+        <w:pStyle w:val="a4"/>
+        <w:spacing w:before="120" w:beforeAutospacing="0" w:after="120" w:afterAutospacing="0"/>
+      </w:pPr>
+      <w:r>
+        <w:t> </w:t>
+      </w:r>
+    </w:p>
+    <w:p>
+      <w:pPr>
+        <w:pStyle w:val="a4"/>
+        <w:spacing w:before="120" w:beforeAutospacing="0" w:after="120" w:afterAutospacing="0"/>
         <w:jc w:val="center"/>
         <w:rPr>
-          <w:rFonts w:ascii="Times New Roman" w:eastAsia="Times New Roman" w:hAnsi="Times New Roman" w:cs="Times New Roman"/>
-          <w:sz w:val="28"/>
-          <w:szCs w:val="28"/>
-        </w:rPr>
-      </w:pPr>
-      <w:r>
-        <w:rPr>
-          <w:rFonts w:ascii="Times New Roman" w:eastAsia="Times New Roman" w:hAnsi="Times New Roman" w:cs="Times New Roman"/>
-          <w:sz w:val="28"/>
-          <w:szCs w:val="28"/>
-        </w:rPr>
-        <w:t>Кафедра программирования и информационных технологий</w:t>
-      </w:r>
-    </w:p>
-    <w:p>
-      <w:pPr>
-        <w:pStyle w:val="11"/>
-        <w:spacing w:after="0"/>
-        <w:ind w:firstLine="0"/>
+          <w:color w:val="000000"/>
+        </w:rPr>
+      </w:pPr>
+      <w:r>
+        <w:rPr>
+          <w:color w:val="000000"/>
+        </w:rPr>
+        <w:t>Технологии программирования</w:t>
+      </w:r>
+    </w:p>
+    <w:p>
+      <w:pPr>
+        <w:pStyle w:val="a4"/>
+        <w:spacing w:before="120" w:beforeAutospacing="0" w:after="120" w:afterAutospacing="0"/>
         <w:jc w:val="center"/>
-        <w:rPr>
-          <w:rFonts w:ascii="Times New Roman" w:eastAsia="Times New Roman" w:hAnsi="Times New Roman" w:cs="Times New Roman"/>
-          <w:sz w:val="28"/>
-          <w:szCs w:val="28"/>
-        </w:rPr>
-      </w:pPr>
-    </w:p>
-    <w:p>
-      <w:pPr>
-        <w:pStyle w:val="11"/>
-        <w:spacing w:after="0"/>
-        <w:ind w:firstLine="0"/>
+      </w:pPr>
+      <w:r>
+        <w:rPr>
+          <w:color w:val="000000"/>
+        </w:rPr>
+        <w:t>Курсовая работа</w:t>
+      </w:r>
+    </w:p>
+    <w:p>
+      <w:pPr>
+        <w:pStyle w:val="a4"/>
+        <w:spacing w:before="120" w:beforeAutospacing="0" w:after="120" w:afterAutospacing="0"/>
         <w:jc w:val="center"/>
-        <w:rPr>
-          <w:rFonts w:ascii="Times New Roman" w:eastAsia="Times New Roman" w:hAnsi="Times New Roman" w:cs="Times New Roman"/>
-          <w:sz w:val="28"/>
-          <w:szCs w:val="28"/>
-        </w:rPr>
-      </w:pPr>
-    </w:p>
-    <w:p>
-      <w:pPr>
-        <w:rPr>
-          <w:rFonts w:ascii="Times New Roman" w:hAnsi="Times New Roman" w:cs="Times New Roman"/>
-          <w:sz w:val="28"/>
-          <w:szCs w:val="28"/>
-        </w:rPr>
-      </w:pPr>
-      <w:r>
-        <w:rPr>
-          <w:rFonts w:ascii="Times New Roman" w:hAnsi="Times New Roman" w:cs="Times New Roman"/>
-          <w:sz w:val="28"/>
-          <w:szCs w:val="28"/>
-        </w:rPr>
-        <w:t>«</w:t>
+      </w:pPr>
+      <w:r>
+        <w:rPr>
+          <w:color w:val="000000"/>
+        </w:rPr>
+        <w:t xml:space="preserve">09.03.04 Программная инженерия </w:t>
+      </w:r>
+    </w:p>
+    <w:p>
+      <w:pPr>
+        <w:pStyle w:val="a4"/>
+        <w:spacing w:before="120" w:beforeAutospacing="0" w:after="120" w:afterAutospacing="0"/>
+        <w:jc w:val="center"/>
+      </w:pPr>
+      <w:r>
+        <w:t> </w:t>
+      </w:r>
+    </w:p>
+    <w:p>
+      <w:pPr>
+        <w:pStyle w:val="a4"/>
+        <w:spacing w:before="120" w:beforeAutospacing="0" w:after="120" w:afterAutospacing="0"/>
+        <w:jc w:val="center"/>
+      </w:pPr>
+      <w:r>
+        <w:t> </w:t>
+      </w:r>
+    </w:p>
+    <w:p>
+      <w:pPr>
+        <w:pStyle w:val="a4"/>
+        <w:spacing w:before="240" w:beforeAutospacing="0" w:after="120" w:afterAutospacing="0"/>
+      </w:pPr>
+      <w:r>
+        <w:t> </w:t>
+      </w:r>
+    </w:p>
+    <w:p>
+      <w:pPr>
+        <w:pStyle w:val="a4"/>
+        <w:spacing w:before="240" w:beforeAutospacing="0" w:after="120" w:afterAutospacing="0" w:line="360" w:lineRule="auto"/>
+      </w:pPr>
+      <w:r>
+        <w:rPr>
+          <w:color w:val="000000"/>
+        </w:rPr>
+        <w:t>Зав. кафедрой       _____________________ д. ф.-м. н., доцент С.Д. Махортов </w:t>
+      </w:r>
+    </w:p>
+    <w:p>
+      <w:pPr>
+        <w:pStyle w:val="a4"/>
+        <w:spacing w:before="240" w:beforeAutospacing="0" w:after="120" w:afterAutospacing="0" w:line="360" w:lineRule="auto"/>
+      </w:pPr>
+      <w:r>
+        <w:rPr>
+          <w:color w:val="000000"/>
+        </w:rPr>
+        <w:t xml:space="preserve">Руководитель        ______________________ к. т. н., ст. </w:t>
       </w:r>
       <w:proofErr w:type="spellStart"/>
       <w:r>
         <w:rPr>
-          <w:rFonts w:ascii="Times New Roman" w:hAnsi="Times New Roman" w:cs="Times New Roman"/>
-          <w:sz w:val="28"/>
-          <w:szCs w:val="28"/>
-        </w:rPr>
-        <w:t>HealthMate</w:t>
+          <w:color w:val="000000"/>
+        </w:rPr>
+        <w:t>преп</w:t>
       </w:r>
       <w:proofErr w:type="spellEnd"/>
       <w:r>
         <w:rPr>
-          <w:rFonts w:ascii="Times New Roman" w:hAnsi="Times New Roman" w:cs="Times New Roman"/>
-          <w:sz w:val="28"/>
-          <w:szCs w:val="28"/>
-        </w:rPr>
-        <w:t>» — персональный помощник для контроля здоровья, управления лекарствами и AI-консультаций на основе российских инструкций»</w:t>
-      </w:r>
-    </w:p>
-    <w:p>
-      <w:pPr>
-        <w:rPr>
-          <w:rFonts w:ascii="Times New Roman" w:hAnsi="Times New Roman" w:cs="Times New Roman"/>
-          <w:sz w:val="28"/>
-          <w:szCs w:val="28"/>
-        </w:rPr>
-      </w:pPr>
-    </w:p>
-    <w:p>
-      <w:pPr>
-        <w:spacing w:before="240" w:after="120"/>
-        <w:rPr>
-          <w:rFonts w:ascii="Times New Roman" w:eastAsia="Times New Roman" w:hAnsi="Times New Roman" w:cs="Times New Roman"/>
-          <w:sz w:val="28"/>
-          <w:szCs w:val="28"/>
-        </w:rPr>
-      </w:pPr>
-      <w:r>
-        <w:rPr>
-          <w:rFonts w:ascii="Times New Roman" w:eastAsia="Times New Roman" w:hAnsi="Times New Roman" w:cs="Times New Roman"/>
-          <w:sz w:val="28"/>
-          <w:szCs w:val="28"/>
-        </w:rPr>
-        <w:t xml:space="preserve">Зав. кафедрой       _________________ </w:t>
-      </w:r>
-      <w:proofErr w:type="spellStart"/>
-      <w:r>
-        <w:rPr>
-          <w:rFonts w:ascii="Times New Roman" w:eastAsia="Times New Roman" w:hAnsi="Times New Roman" w:cs="Times New Roman"/>
-          <w:sz w:val="28"/>
-          <w:szCs w:val="28"/>
-        </w:rPr>
-        <w:t>д.ф-м.н</w:t>
-      </w:r>
-      <w:proofErr w:type="spellEnd"/>
-      <w:r>
-        <w:rPr>
-          <w:rFonts w:ascii="Times New Roman" w:eastAsia="Times New Roman" w:hAnsi="Times New Roman" w:cs="Times New Roman"/>
-          <w:sz w:val="28"/>
-          <w:szCs w:val="28"/>
-        </w:rPr>
-        <w:t xml:space="preserve">., </w:t>
-      </w:r>
-      <w:proofErr w:type="spellStart"/>
-      <w:r>
-        <w:rPr>
-          <w:rFonts w:ascii="Times New Roman" w:eastAsia="Times New Roman" w:hAnsi="Times New Roman" w:cs="Times New Roman"/>
-          <w:sz w:val="28"/>
-          <w:szCs w:val="28"/>
-        </w:rPr>
-        <w:t>С.Д.Махортов</w:t>
-      </w:r>
-      <w:proofErr w:type="spellEnd"/>
-    </w:p>
-    <w:p>
-      <w:pPr>
-        <w:spacing w:before="240" w:after="120"/>
-        <w:rPr>
-          <w:rFonts w:ascii="Times New Roman" w:eastAsia="Times New Roman" w:hAnsi="Times New Roman" w:cs="Times New Roman"/>
-          <w:iCs/>
-          <w:sz w:val="28"/>
-          <w:szCs w:val="28"/>
-        </w:rPr>
-      </w:pPr>
-      <w:r>
-        <w:rPr>
-          <w:rFonts w:ascii="Times New Roman" w:eastAsia="Times New Roman" w:hAnsi="Times New Roman" w:cs="Times New Roman"/>
-          <w:iCs/>
-          <w:sz w:val="28"/>
-          <w:szCs w:val="28"/>
-        </w:rPr>
-        <w:t xml:space="preserve">Руководитель  _________________ст. преподаватель </w:t>
-      </w:r>
-      <w:proofErr w:type="spellStart"/>
-      <w:r>
-        <w:rPr>
-          <w:rFonts w:ascii="Times New Roman" w:eastAsia="Times New Roman" w:hAnsi="Times New Roman" w:cs="Times New Roman"/>
-          <w:iCs/>
-          <w:sz w:val="28"/>
-          <w:szCs w:val="28"/>
-        </w:rPr>
-        <w:t>С.Н.Шилов</w:t>
-      </w:r>
-      <w:proofErr w:type="spellEnd"/>
-    </w:p>
-    <w:p>
-      <w:pPr>
-        <w:spacing w:before="240" w:after="120"/>
-        <w:rPr>
-          <w:rFonts w:ascii="Times New Roman" w:eastAsia="Times New Roman" w:hAnsi="Times New Roman" w:cs="Times New Roman"/>
-          <w:iCs/>
-          <w:sz w:val="28"/>
-          <w:szCs w:val="28"/>
-        </w:rPr>
-      </w:pPr>
-    </w:p>
-    <w:p>
-      <w:pPr>
-        <w:spacing w:before="240" w:after="120"/>
-        <w:rPr>
-          <w:rFonts w:ascii="Times New Roman" w:eastAsia="Times New Roman" w:hAnsi="Times New Roman" w:cs="Times New Roman"/>
-          <w:iCs/>
-          <w:sz w:val="28"/>
-          <w:szCs w:val="28"/>
-        </w:rPr>
-      </w:pPr>
-    </w:p>
-    <w:p>
-      <w:pPr>
-        <w:spacing w:before="240" w:after="120"/>
-        <w:rPr>
-          <w:rFonts w:ascii="Times New Roman" w:eastAsia="Times New Roman" w:hAnsi="Times New Roman" w:cs="Times New Roman"/>
-          <w:iCs/>
-          <w:sz w:val="28"/>
-          <w:szCs w:val="28"/>
-        </w:rPr>
-      </w:pPr>
-    </w:p>
-    <w:p>
-      <w:pPr>
-        <w:spacing w:before="240" w:after="120"/>
-        <w:rPr>
-          <w:rFonts w:ascii="Times New Roman" w:eastAsia="Times New Roman" w:hAnsi="Times New Roman" w:cs="Times New Roman"/>
-          <w:iCs/>
-          <w:sz w:val="28"/>
-          <w:szCs w:val="28"/>
-        </w:rPr>
-      </w:pPr>
-    </w:p>
-    <w:p>
-      <w:pPr>
-        <w:spacing w:before="240" w:after="120"/>
+          <w:color w:val="000000"/>
+        </w:rPr>
+        <w:t xml:space="preserve"> С.Н. Шилов </w:t>
+      </w:r>
+    </w:p>
+    <w:p>
+      <w:pPr>
+        <w:pStyle w:val="a4"/>
+        <w:spacing w:before="240" w:beforeAutospacing="0" w:after="120" w:afterAutospacing="0" w:line="360" w:lineRule="auto"/>
+      </w:pPr>
+      <w:r>
+        <w:rPr>
+          <w:color w:val="000000"/>
+        </w:rPr>
+        <w:t xml:space="preserve">Руководитель практики      _______________ </w:t>
+      </w:r>
+      <w:r>
+        <w:rPr>
+          <w:color w:val="000000"/>
+        </w:rPr>
+        <w:t>асс. М</w:t>
+      </w:r>
+      <w:r>
+        <w:rPr>
+          <w:color w:val="000000"/>
+        </w:rPr>
+        <w:t>.</w:t>
+      </w:r>
+      <w:r>
+        <w:rPr>
+          <w:color w:val="000000"/>
+        </w:rPr>
+        <w:t>А</w:t>
+      </w:r>
+      <w:r>
+        <w:rPr>
+          <w:color w:val="000000"/>
+        </w:rPr>
+        <w:t xml:space="preserve">. </w:t>
+      </w:r>
+      <w:r>
+        <w:rPr>
+          <w:color w:val="000000"/>
+        </w:rPr>
+        <w:t>Савин</w:t>
+      </w:r>
+    </w:p>
+    <w:p>
+      <w:pPr>
+        <w:pStyle w:val="a4"/>
+        <w:spacing w:before="240" w:beforeAutospacing="0" w:after="120" w:afterAutospacing="0" w:line="360" w:lineRule="auto"/>
+      </w:pPr>
+      <w:r>
+        <w:rPr>
+          <w:color w:val="000000"/>
+        </w:rPr>
+        <w:t xml:space="preserve">Обучающийся        _____________________ ст. 3 курса оч. отд. </w:t>
+      </w:r>
+      <w:r>
+        <w:rPr>
+          <w:color w:val="000000"/>
+        </w:rPr>
+        <w:t>П</w:t>
+      </w:r>
+      <w:r>
+        <w:rPr>
+          <w:color w:val="000000"/>
+        </w:rPr>
+        <w:t>.</w:t>
+      </w:r>
+      <w:r>
+        <w:rPr>
+          <w:color w:val="000000"/>
+        </w:rPr>
+        <w:t>С</w:t>
+      </w:r>
+      <w:r>
+        <w:rPr>
+          <w:color w:val="000000"/>
+        </w:rPr>
+        <w:t xml:space="preserve">. </w:t>
+      </w:r>
+      <w:r>
+        <w:rPr>
+          <w:color w:val="000000"/>
+        </w:rPr>
+        <w:t>Скибин</w:t>
+      </w:r>
+    </w:p>
+    <w:p>
+      <w:pPr>
+        <w:pStyle w:val="a4"/>
+        <w:spacing w:before="240" w:beforeAutospacing="0" w:after="120" w:afterAutospacing="0" w:line="360" w:lineRule="auto"/>
+        <w:rPr>
+          <w:color w:val="000000"/>
+        </w:rPr>
+      </w:pPr>
+      <w:r>
+        <w:rPr>
+          <w:color w:val="000000"/>
+        </w:rPr>
+        <w:t xml:space="preserve">Обучающийся        _____________________ ст. 3 курса оч. отд. </w:t>
+      </w:r>
+      <w:r>
+        <w:rPr>
+          <w:color w:val="000000"/>
+        </w:rPr>
+        <w:t>К</w:t>
+      </w:r>
+      <w:r>
+        <w:rPr>
+          <w:color w:val="000000"/>
+        </w:rPr>
+        <w:t>.</w:t>
+      </w:r>
+      <w:r>
+        <w:rPr>
+          <w:color w:val="000000"/>
+        </w:rPr>
+        <w:t>Ю</w:t>
+      </w:r>
+      <w:r>
+        <w:rPr>
+          <w:color w:val="000000"/>
+        </w:rPr>
+        <w:t xml:space="preserve">. </w:t>
+      </w:r>
+      <w:r>
+        <w:rPr>
+          <w:color w:val="000000"/>
+        </w:rPr>
+        <w:t>Брянцева</w:t>
+      </w:r>
+    </w:p>
+    <w:p>
+      <w:pPr>
+        <w:pStyle w:val="a4"/>
+        <w:spacing w:before="240" w:beforeAutospacing="0" w:after="120" w:afterAutospacing="0" w:line="360" w:lineRule="auto"/>
+      </w:pPr>
+      <w:r>
+        <w:rPr>
+          <w:color w:val="000000"/>
+        </w:rPr>
+        <w:t xml:space="preserve">Обучающийся        _____________________ ст. 3 курса оч. отд. </w:t>
+      </w:r>
+      <w:r>
+        <w:rPr>
+          <w:color w:val="000000"/>
+        </w:rPr>
+        <w:t>В</w:t>
+      </w:r>
+      <w:r>
+        <w:rPr>
+          <w:color w:val="000000"/>
+        </w:rPr>
+        <w:t>.</w:t>
+      </w:r>
+      <w:r>
+        <w:rPr>
+          <w:color w:val="000000"/>
+        </w:rPr>
+        <w:t>А</w:t>
+      </w:r>
+      <w:r>
+        <w:rPr>
+          <w:color w:val="000000"/>
+        </w:rPr>
+        <w:t xml:space="preserve">. </w:t>
+      </w:r>
+      <w:r>
+        <w:rPr>
+          <w:color w:val="000000"/>
+        </w:rPr>
+        <w:t>Мельник</w:t>
+      </w:r>
+    </w:p>
+    <w:p>
+      <w:pPr>
+        <w:pStyle w:val="a4"/>
+        <w:spacing w:before="240" w:beforeAutospacing="0" w:after="120" w:afterAutospacing="0" w:line="360" w:lineRule="auto"/>
+      </w:pPr>
+      <w:r>
+        <w:rPr>
+          <w:color w:val="000000"/>
+        </w:rPr>
+        <w:t xml:space="preserve">Обучающийся        _____________________ ст. 3 курса оч. отд. </w:t>
+      </w:r>
+      <w:r>
+        <w:rPr>
+          <w:color w:val="000000"/>
+        </w:rPr>
+        <w:t>Н</w:t>
+      </w:r>
+      <w:r>
+        <w:rPr>
+          <w:color w:val="000000"/>
+        </w:rPr>
+        <w:t xml:space="preserve">.С. </w:t>
+      </w:r>
+      <w:r>
+        <w:rPr>
+          <w:color w:val="000000"/>
+        </w:rPr>
+        <w:t>Шаврин</w:t>
+      </w:r>
+    </w:p>
+    <w:p>
+      <w:pPr>
+        <w:pStyle w:val="a4"/>
+        <w:spacing w:before="240" w:beforeAutospacing="0" w:after="120" w:afterAutospacing="0"/>
+      </w:pPr>
+      <w:r>
+        <w:t> </w:t>
+      </w:r>
+    </w:p>
+    <w:p>
+      <w:pPr>
+        <w:pStyle w:val="a4"/>
+        <w:spacing w:before="2040" w:beforeAutospacing="0" w:after="160" w:afterAutospacing="0"/>
         <w:jc w:val="center"/>
         <w:rPr>
-          <w:rFonts w:ascii="Times New Roman" w:eastAsia="Times New Roman" w:hAnsi="Times New Roman" w:cs="Times New Roman"/>
-          <w:sz w:val="28"/>
-          <w:szCs w:val="28"/>
-        </w:rPr>
-      </w:pPr>
-      <w:r>
-        <w:rPr>
-          <w:rFonts w:ascii="Times New Roman" w:eastAsia="Times New Roman" w:hAnsi="Times New Roman" w:cs="Times New Roman"/>
-          <w:sz w:val="28"/>
-          <w:szCs w:val="28"/>
-        </w:rPr>
-        <w:t>СПИСОК ОБУЧАЮЩИХСЯ</w:t>
-      </w:r>
-    </w:p>
-    <w:p>
-      <w:pPr>
-        <w:spacing w:before="240" w:after="120"/>
-        <w:rPr>
-          <w:rFonts w:ascii="Times New Roman" w:eastAsia="Times New Roman" w:hAnsi="Times New Roman" w:cs="Times New Roman"/>
-          <w:sz w:val="28"/>
-          <w:szCs w:val="28"/>
-        </w:rPr>
-      </w:pPr>
-      <w:r>
-        <w:rPr>
-          <w:rFonts w:ascii="Times New Roman" w:eastAsia="Times New Roman" w:hAnsi="Times New Roman" w:cs="Times New Roman"/>
-          <w:sz w:val="28"/>
-          <w:szCs w:val="28"/>
-        </w:rPr>
-        <w:t xml:space="preserve">Обучающийся        ________________ ст. 3 курса </w:t>
-      </w:r>
-      <w:proofErr w:type="spellStart"/>
-      <w:r>
-        <w:rPr>
-          <w:rFonts w:ascii="Times New Roman" w:eastAsia="Times New Roman" w:hAnsi="Times New Roman" w:cs="Times New Roman"/>
-          <w:sz w:val="28"/>
-          <w:szCs w:val="28"/>
-        </w:rPr>
-        <w:t>К.Ю.Брянцева</w:t>
-      </w:r>
-      <w:proofErr w:type="spellEnd"/>
-      <w:r>
-        <w:rPr>
-          <w:rFonts w:ascii="Times New Roman" w:eastAsia="Times New Roman" w:hAnsi="Times New Roman" w:cs="Times New Roman"/>
-          <w:sz w:val="28"/>
-          <w:szCs w:val="28"/>
-        </w:rPr>
-        <w:t xml:space="preserve"> </w:t>
-      </w:r>
-    </w:p>
-    <w:p>
-      <w:pPr>
-        <w:spacing w:before="240" w:after="120"/>
-        <w:rPr>
-          <w:rFonts w:ascii="Times New Roman" w:eastAsia="Times New Roman" w:hAnsi="Times New Roman" w:cs="Times New Roman"/>
-          <w:sz w:val="28"/>
-          <w:szCs w:val="28"/>
-        </w:rPr>
-      </w:pPr>
-      <w:r>
-        <w:rPr>
-          <w:rFonts w:ascii="Times New Roman" w:eastAsia="Times New Roman" w:hAnsi="Times New Roman" w:cs="Times New Roman"/>
-          <w:sz w:val="28"/>
-          <w:szCs w:val="28"/>
-        </w:rPr>
-        <w:t xml:space="preserve">Обучающийся        ________________ ст. 3 курса </w:t>
-      </w:r>
-      <w:proofErr w:type="spellStart"/>
-      <w:r>
-        <w:rPr>
-          <w:rFonts w:ascii="Times New Roman" w:eastAsia="Times New Roman" w:hAnsi="Times New Roman" w:cs="Times New Roman"/>
-          <w:sz w:val="28"/>
-          <w:szCs w:val="28"/>
-        </w:rPr>
-        <w:t>В.А.Мельник</w:t>
-      </w:r>
-      <w:proofErr w:type="spellEnd"/>
-    </w:p>
-    <w:p>
-      <w:pPr>
-        <w:spacing w:before="240" w:after="120"/>
-        <w:rPr>
-          <w:rFonts w:ascii="Times New Roman" w:eastAsia="Times New Roman" w:hAnsi="Times New Roman" w:cs="Times New Roman"/>
-          <w:sz w:val="28"/>
-          <w:szCs w:val="28"/>
-        </w:rPr>
-      </w:pPr>
-      <w:r>
-        <w:rPr>
-          <w:rFonts w:ascii="Times New Roman" w:eastAsia="Times New Roman" w:hAnsi="Times New Roman" w:cs="Times New Roman"/>
-          <w:sz w:val="28"/>
-          <w:szCs w:val="28"/>
-        </w:rPr>
-        <w:t xml:space="preserve">Обучающийся        ________________ ст. 3 курса </w:t>
-      </w:r>
-      <w:proofErr w:type="spellStart"/>
-      <w:r>
-        <w:rPr>
-          <w:rFonts w:ascii="Times New Roman" w:eastAsia="Times New Roman" w:hAnsi="Times New Roman" w:cs="Times New Roman"/>
-          <w:sz w:val="28"/>
-          <w:szCs w:val="28"/>
-        </w:rPr>
-        <w:t>П.С.Скибин</w:t>
-      </w:r>
-      <w:proofErr w:type="spellEnd"/>
-    </w:p>
-    <w:p>
-      <w:pPr>
-        <w:spacing w:before="240" w:after="120"/>
-        <w:rPr>
-          <w:rFonts w:ascii="Times New Roman" w:eastAsia="Times New Roman" w:hAnsi="Times New Roman" w:cs="Times New Roman"/>
-          <w:sz w:val="28"/>
-          <w:szCs w:val="28"/>
-        </w:rPr>
-      </w:pPr>
-      <w:r>
-        <w:rPr>
-          <w:rFonts w:ascii="Times New Roman" w:eastAsia="Times New Roman" w:hAnsi="Times New Roman" w:cs="Times New Roman"/>
-          <w:sz w:val="28"/>
-          <w:szCs w:val="28"/>
-        </w:rPr>
-        <w:t xml:space="preserve">Обучающийся        ________________ ст. 3 курса </w:t>
-      </w:r>
-      <w:proofErr w:type="spellStart"/>
-      <w:r>
-        <w:rPr>
-          <w:rFonts w:ascii="Times New Roman" w:eastAsia="Times New Roman" w:hAnsi="Times New Roman" w:cs="Times New Roman"/>
-          <w:sz w:val="28"/>
-          <w:szCs w:val="28"/>
-        </w:rPr>
-        <w:t>Н.С.Шаврин</w:t>
-      </w:r>
-      <w:proofErr w:type="spellEnd"/>
-    </w:p>
-    <w:p>
-      <w:pPr>
-        <w:pStyle w:val="11"/>
-        <w:pBdr>
-          <w:top w:val="nil"/>
-          <w:left w:val="nil"/>
-          <w:bottom w:val="nil"/>
-          <w:right w:val="nil"/>
-          <w:between w:val="nil"/>
-        </w:pBdr>
-        <w:spacing w:before="120"/>
-        <w:ind w:firstLine="0"/>
-        <w:rPr>
-          <w:rFonts w:ascii="Times New Roman" w:eastAsia="Times New Roman" w:hAnsi="Times New Roman" w:cs="Times New Roman"/>
-          <w:sz w:val="28"/>
-          <w:szCs w:val="28"/>
-        </w:rPr>
-      </w:pPr>
-    </w:p>
-    <w:p>
-      <w:pPr>
-        <w:pStyle w:val="11"/>
-        <w:spacing w:before="160" w:line="360" w:lineRule="auto"/>
-        <w:ind w:firstLine="0"/>
-        <w:rPr>
-          <w:rFonts w:ascii="Times New Roman" w:eastAsia="Times New Roman" w:hAnsi="Times New Roman" w:cs="Times New Roman"/>
-          <w:sz w:val="28"/>
-          <w:szCs w:val="28"/>
-        </w:rPr>
-      </w:pPr>
-    </w:p>
-    <w:p>
-      <w:pPr>
-        <w:pStyle w:val="11"/>
-        <w:spacing w:before="160" w:line="360" w:lineRule="auto"/>
-        <w:ind w:firstLine="0"/>
-        <w:rPr>
-          <w:rFonts w:ascii="Times New Roman" w:eastAsia="Times New Roman" w:hAnsi="Times New Roman" w:cs="Times New Roman"/>
-          <w:sz w:val="28"/>
-          <w:szCs w:val="28"/>
-        </w:rPr>
-      </w:pPr>
-    </w:p>
-    <w:p>
-      <w:pPr>
-        <w:pStyle w:val="11"/>
-        <w:spacing w:before="160" w:line="360" w:lineRule="auto"/>
-        <w:ind w:firstLine="0"/>
-        <w:jc w:val="left"/>
-        <w:rPr>
-          <w:rFonts w:ascii="Times New Roman" w:eastAsia="Times New Roman" w:hAnsi="Times New Roman" w:cs="Times New Roman"/>
-          <w:sz w:val="28"/>
-          <w:szCs w:val="28"/>
-        </w:rPr>
-      </w:pPr>
-    </w:p>
-    <w:p>
-      <w:pPr>
-        <w:jc w:val="center"/>
-        <w:rPr>
-          <w:rFonts w:ascii="Times New Roman" w:eastAsia="Times New Roman" w:hAnsi="Times New Roman" w:cs="Times New Roman"/>
-          <w:sz w:val="28"/>
-          <w:szCs w:val="28"/>
-        </w:rPr>
-      </w:pPr>
-      <w:r>
-        <w:rPr>
-          <w:rFonts w:ascii="Times New Roman" w:eastAsia="Times New Roman" w:hAnsi="Times New Roman" w:cs="Times New Roman"/>
-          <w:sz w:val="28"/>
-          <w:szCs w:val="28"/>
+          <w:color w:val="000000"/>
+        </w:rPr>
+      </w:pPr>
+      <w:r>
+        <w:rPr>
+          <w:color w:val="000000"/>
         </w:rPr>
         <w:t>Воронеж 2026</w:t>
       </w:r>
@@ -9631,6 +9551,7 @@
         </w:rPr>
       </w:pPr>
       <w:bookmarkStart w:id="23" w:name="_Toc227934279"/>
+      <w:proofErr w:type="gramStart"/>
       <w:r>
         <w:rPr>
           <w:color w:val="000000"/>
@@ -9646,7 +9567,16 @@
           <w:sz w:val="28"/>
           <w:szCs w:val="28"/>
         </w:rPr>
-        <w:t xml:space="preserve">  + </w:t>
+        <w:t xml:space="preserve">  +</w:t>
+      </w:r>
+      <w:proofErr w:type="gramEnd"/>
+      <w:r>
+        <w:rPr>
+          <w:color w:val="000000"/>
+          <w:sz w:val="28"/>
+          <w:szCs w:val="28"/>
+        </w:rPr>
+        <w:t xml:space="preserve"> </w:t>
       </w:r>
       <w:r>
         <w:rPr>
@@ -10396,7 +10326,25 @@
           <w:szCs w:val="28"/>
         </w:rPr>
         <w:lastRenderedPageBreak/>
-        <w:t xml:space="preserve">файл в репозитории. Это исключает ситуацию когда у разработчиков расходятся локальные схемы. </w:t>
+        <w:t xml:space="preserve">файл в репозитории. Это исключает </w:t>
+      </w:r>
+      <w:proofErr w:type="gramStart"/>
+      <w:r>
+        <w:rPr>
+          <w:color w:val="000000"/>
+          <w:sz w:val="28"/>
+          <w:szCs w:val="28"/>
+        </w:rPr>
+        <w:t>ситуацию</w:t>
+      </w:r>
+      <w:proofErr w:type="gramEnd"/>
+      <w:r>
+        <w:rPr>
+          <w:color w:val="000000"/>
+          <w:sz w:val="28"/>
+          <w:szCs w:val="28"/>
+        </w:rPr>
+        <w:t xml:space="preserve"> когда у разработчиков расходятся локальные схемы. </w:t>
       </w:r>
     </w:p>
     <w:p>
@@ -11423,13 +11371,23 @@
         <w:t xml:space="preserve"> в таблице </w:t>
       </w:r>
       <w:proofErr w:type="spellStart"/>
+      <w:proofErr w:type="gramStart"/>
       <w:r>
         <w:rPr>
           <w:rFonts w:ascii="Times New Roman" w:hAnsi="Times New Roman" w:cs="Times New Roman"/>
           <w:sz w:val="28"/>
           <w:szCs w:val="28"/>
         </w:rPr>
-        <w:t>profile.medical_profiles</w:t>
+        <w:t>profile.medical</w:t>
+      </w:r>
+      <w:proofErr w:type="gramEnd"/>
+      <w:r>
+        <w:rPr>
+          <w:rFonts w:ascii="Times New Roman" w:hAnsi="Times New Roman" w:cs="Times New Roman"/>
+          <w:sz w:val="28"/>
+          <w:szCs w:val="28"/>
+        </w:rPr>
+        <w:t>_profiles</w:t>
       </w:r>
       <w:proofErr w:type="spellEnd"/>
       <w:r>
@@ -20271,15 +20229,7 @@
           <w:sz w:val="28"/>
           <w:szCs w:val="28"/>
         </w:rPr>
-        <w:t xml:space="preserve"> </w:t>
-      </w:r>
-      <w:r>
-        <w:rPr>
-          <w:rFonts w:ascii="Times New Roman" w:hAnsi="Times New Roman" w:cs="Times New Roman"/>
-          <w:sz w:val="28"/>
-          <w:szCs w:val="28"/>
-        </w:rPr>
-        <w:t>на рисунке 3 (Приложение В)</w:t>
+        <w:t xml:space="preserve"> на рисунке 3 (Приложение В)</w:t>
       </w:r>
       <w:r>
         <w:rPr>
@@ -20551,7 +20501,7 @@
           <w:sz w:val="28"/>
           <w:szCs w:val="28"/>
         </w:rPr>
-        <w:t xml:space="preserve">), пересчёт будущих записей при изменении расписания </w:t>
+        <w:t>), пересчёт будущих записей при изменении расписания (</w:t>
       </w:r>
       <w:r>
         <w:rPr>
@@ -20559,7 +20509,7 @@
           <w:sz w:val="28"/>
           <w:szCs w:val="28"/>
         </w:rPr>
-        <w:t>(</w:t>
+        <w:t>рисунок 10, Приложение Д</w:t>
       </w:r>
       <w:r>
         <w:rPr>
@@ -20567,23 +20517,7 @@
           <w:sz w:val="28"/>
           <w:szCs w:val="28"/>
         </w:rPr>
-        <w:t>рисунок 10, Приложение Д</w:t>
-      </w:r>
-      <w:r>
-        <w:rPr>
-          <w:rFonts w:ascii="Times New Roman" w:hAnsi="Times New Roman" w:cs="Times New Roman"/>
-          <w:sz w:val="28"/>
-          <w:szCs w:val="28"/>
-        </w:rPr>
-        <w:t>);</w:t>
-      </w:r>
-      <w:r>
-        <w:rPr>
-          <w:rFonts w:ascii="Times New Roman" w:hAnsi="Times New Roman" w:cs="Times New Roman"/>
-          <w:sz w:val="28"/>
-          <w:szCs w:val="28"/>
-        </w:rPr>
-        <w:t xml:space="preserve"> </w:t>
+        <w:t xml:space="preserve">); </w:t>
       </w:r>
     </w:p>
     <w:p>
@@ -20805,6 +20739,7 @@
       </w:pPr>
       <w:r>
         <w:rPr>
+          <w:rFonts w:ascii="Times New Roman" w:hAnsi="Times New Roman" w:cs="Times New Roman"/>
           <w:color w:val="000000"/>
           <w:sz w:val="28"/>
           <w:szCs w:val="28"/>
@@ -20955,6 +20890,7 @@
       </w:pPr>
       <w:r>
         <w:rPr>
+          <w:rFonts w:ascii="Times New Roman" w:hAnsi="Times New Roman" w:cs="Times New Roman"/>
           <w:color w:val="000000"/>
           <w:sz w:val="28"/>
           <w:szCs w:val="28"/>
@@ -21122,6 +21058,7 @@
       </w:pPr>
       <w:r>
         <w:rPr>
+          <w:rFonts w:ascii="Times New Roman" w:hAnsi="Times New Roman" w:cs="Times New Roman"/>
           <w:color w:val="000000"/>
           <w:sz w:val="28"/>
           <w:szCs w:val="28"/>
@@ -21665,6 +21602,7 @@
       <w:bookmarkStart w:id="51" w:name="_Toc227934306"/>
       <w:r>
         <w:rPr>
+          <w:rFonts w:ascii="Times New Roman" w:hAnsi="Times New Roman" w:cs="Times New Roman"/>
           <w:b/>
           <w:bCs/>
           <w:color w:val="000000"/>
@@ -23623,7 +23561,6 @@
   <w:style w:type="character" w:default="1" w:styleId="a0">
     <w:name w:val="Default Paragraph Font"/>
     <w:uiPriority w:val="1"/>
-    <w:semiHidden/>
     <w:unhideWhenUsed/>
   </w:style>
   <w:style w:type="table" w:default="1" w:styleId="a1">
@@ -23995,6 +23932,23 @@
     <w:basedOn w:val="a0"/>
     <w:rsid w:val="00336E58"/>
   </w:style>
+  <w:style w:type="paragraph" w:customStyle="1" w:styleId="docdata">
+    <w:name w:val="docdata"/>
+    <w:aliases w:val="docy,v5,14781,bqiaagaaeyqcaaagiaiaaaocmgaabzayaaaaaaaaaaaaaaaaaaaaaaaaaaaaaaaaaaaaaaaaaaaaaaaaaaaaaaaaaaaaaaaaaaaaaaaaaaaaaaaaaaaaaaaaaaaaaaaaaaaaaaaaaaaaaaaaaaaaaaaaaaaaaaaaaaaaaaaaaaaaaaaaaaaaaaaaaaaaaaaaaaaaaaaaaaaaaaaaaaaaaaaaaaaaaaaaaaaaaaa"/>
+    <w:basedOn w:val="a"/>
+    <w:uiPriority w:val="99"/>
+    <w:rsid w:val="00A92AB3"/>
+    <w:pPr>
+      <w:spacing w:before="100" w:beforeAutospacing="1" w:after="100" w:afterAutospacing="1"/>
+      <w:ind w:firstLine="0"/>
+      <w:jc w:val="left"/>
+    </w:pPr>
+    <w:rPr>
+      <w:rFonts w:ascii="Times New Roman" w:eastAsia="Times New Roman" w:hAnsi="Times New Roman" w:cs="Times New Roman"/>
+      <w:sz w:val="24"/>
+      <w:szCs w:val="24"/>
+    </w:rPr>
+  </w:style>
 </w:styles>
 </file>
 
